--- a/docs/deliverables/out/Drop-0_Setup_and_Data_Migration/TestPlans/BIBS_TestPlan_BRD-11_User_Access_Maintenance_Summary_v1.0.docx
+++ b/docs/deliverables/out/Drop-0_Setup_and_Data_Migration/TestPlans/BIBS_TestPlan_BRD-11_User_Access_Maintenance_Summary_v1.0.docx
@@ -4653,7 +4653,7 @@
               <w:rPr>
                 <w:sz w:val="18"/>
               </w:rPr>
-              <w:t>The BRD-11 change is built and deployed on SIT with its roles, parameters, lists and jobs; the planned demo seed V1960 is loaded; CI is green on the deployed commit; the automated tests exist and pass; screen labels and messages have been compared with this plan and differences recorded; the test mailboxes receive mail.</w:t>
+              <w:t>The BRD-11 change is built and deployed on SIT with its roles, parameters, lists and jobs; the planned seed V1960 is loaded; CI is green on the deployed commit; the automated tests exist and pass; screen labels and messages have been compared with this plan and differences recorded; the test mailboxes receive mail.</w:t>
             </w:r>
           </w:p>
         </w:tc>
@@ -5324,7 +5324,7 @@
               <w:rPr>
                 <w:sz w:val="18"/>
               </w:rPr>
-              <w:t>Demo profile seeds, the planned seed V1960 and the data sets of section 4.2; directory stub when available; test mailboxes</w:t>
+              <w:t>Seed profile migrations, the planned seed V1960 and the data sets of section 4.2; directory stub when available; test mailboxes</w:t>
             </w:r>
           </w:p>
         </w:tc>
@@ -5426,7 +5426,7 @@
     <w:p>
       <w:r>
         <w:rPr/>
-        <w:t>The cases refer to named data sets. The BRD-11 change has no demo seed yet; the build design plans V1960 with the new users and requests in every status. Until it exists the test lead prepares each set on SIT as its source column says.</w:t>
+        <w:t>The cases refer to named data sets. The BRD-11 change has no seed yet; the build design plans V1960 with the new users and requests in every status. Until it exists the test lead prepares each set on SIT as its source column says.</w:t>
       </w:r>
     </w:p>
     <w:p>
@@ -5617,7 +5617,7 @@
               <w:rPr>
                 <w:sz w:val="17"/>
               </w:rPr>
-              <w:t>Planned demo seed V1960 (requestor, uamapprover, secapprover) and existing seeds V900 / V980; the others created by the test lead</w:t>
+              <w:t>Planned seed V1960 (requestor, uamapprover, secapprover) and existing seeds V900 / V980; the others created by the test lead</w:t>
             </w:r>
           </w:p>
         </w:tc>
@@ -5691,7 +5691,7 @@
               <w:rPr>
                 <w:sz w:val="17"/>
               </w:rPr>
-              <w:t>Planned demo seed V1960 of the build design</w:t>
+              <w:t>Planned seed V1960 of the build design</w:t>
             </w:r>
           </w:p>
         </w:tc>

--- a/docs/deliverables/out/Drop-0_Setup_and_Data_Migration/TestPlans/BIBS_TestPlan_BRD-11_User_Access_Maintenance_Summary_v1.0.docx
+++ b/docs/deliverables/out/Drop-0_Setup_and_Data_Migration/TestPlans/BIBS_TestPlan_BRD-11_User_Access_Maintenance_Summary_v1.0.docx
@@ -450,7 +450,7 @@
     </w:tbl>
     <w:p>
       <w:pPr>
-        <w:spacing w:before="3000" w:after="0"/>
+        <w:spacing w:before="2600" w:after="0"/>
       </w:pPr>
     </w:p>
     <w:p>
@@ -518,15 +518,8 @@
     </w:p>
     <w:p>
       <w:pPr>
-        <w:spacing w:after="0"/>
-      </w:pPr>
-      <w:r>
-        <w:br w:type="page"/>
-      </w:r>
-    </w:p>
-    <w:p>
-      <w:pPr>
         <w:pStyle w:val="BDOIFrontHeading"/>
+        <w:pageBreakBefore/>
       </w:pPr>
       <w:r>
         <w:t>Document Control</w:t>
